--- a/Lecture codes/General.docx
+++ b/Lecture codes/General.docx
@@ -67,13 +67,7 @@
         </w:numPr>
       </w:pPr>
       <w:r>
-        <w:t>Logical (</w:t>
-      </w:r>
-      <w:r>
-        <w:t>and, or, not</w:t>
-      </w:r>
-      <w:r>
-        <w:t>)</w:t>
+        <w:t>Logical (and, or, not)</w:t>
       </w:r>
     </w:p>
     <w:p>
@@ -153,16 +147,25 @@
       <w:pPr>
         <w:pStyle w:val="ListParagraph"/>
         <w:numPr>
-          <w:ilvl w:val="1"/>
+          <w:ilvl w:val="0"/>
           <w:numId w:val="3"/>
         </w:numPr>
       </w:pPr>
-    </w:p>
-    <w:p>
-      <w:pPr>
-        <w:ind w:left="720" w:hanging="360"/>
-      </w:pPr>
-    </w:p>
+      <w:commentRangeStart w:id="1"/>
+      <w:r>
+        <w:t>Ternary statement</w:t>
+      </w:r>
+      <w:commentRangeEnd w:id="1"/>
+      <w:r>
+        <w:rPr>
+          <w:rStyle w:val="CommentReference"/>
+          <w:sz w:val="24"/>
+          <w:szCs w:val="24"/>
+        </w:rPr>
+        <w:commentReference w:id="1"/>
+      </w:r>
+    </w:p>
+    <w:p/>
     <w:p>
       <w:pPr>
         <w:pStyle w:val="ListParagraph"/>
@@ -560,24 +563,47 @@
       </w:r>
     </w:p>
   </w:comment>
+  <w:comment w:id="1" w:author="Sadat Khan" w:date="2026-08-30T00:37:00Z" w:initials="SK">
+    <w:p>
+      <w:pPr>
+        <w:pStyle w:val="CommentText"/>
+      </w:pPr>
+      <w:r>
+        <w:rPr>
+          <w:rStyle w:val="CommentReference"/>
+        </w:rPr>
+        <w:annotationRef/>
+      </w:r>
+      <w:r>
+        <w:t>Enter if-else syntax in one line</w:t>
+      </w:r>
+      <w:r>
+        <w:br/>
+        <w:t>ex - cout &lt;&lt; (n&gt;0 ? “positive” : “negative”);</w:t>
+      </w:r>
+    </w:p>
+  </w:comment>
 </w:comments>
 </file>
 
 <file path=word/commentsExtended.xml><?xml version="1.0" encoding="utf-8"?>
 <w15:commentsEx xmlns:wpc="http://schemas.microsoft.com/office/word/2010/wordprocessingCanvas" xmlns:cx="http://schemas.microsoft.com/office/drawing/2014/chartex" xmlns:cx1="http://schemas.microsoft.com/office/drawing/2015/9/8/chartex" xmlns:cx2="http://schemas.microsoft.com/office/drawing/2015/10/21/chartex" xmlns:cx3="http://schemas.microsoft.com/office/drawing/2016/5/9/chartex" xmlns:cx4="http://schemas.microsoft.com/office/drawing/2016/5/10/chartex" xmlns:cx5="http://schemas.microsoft.com/office/drawing/2016/5/11/chartex" xmlns:cx6="http://schemas.microsoft.com/office/drawing/2016/5/12/chartex" xmlns:cx7="http://schemas.microsoft.com/office/drawing/2016/5/13/chartex" xmlns:cx8="http://schemas.microsoft.com/office/drawing/2016/5/14/chartex" xmlns:mc="http://schemas.openxmlformats.org/markup-compatibility/2006" xmlns:aink="http://schemas.microsoft.com/office/drawing/2016/ink" xmlns:am3d="http://schemas.microsoft.com/office/drawing/2017/model3d" xmlns:o="urn:schemas-microsoft-com:office:office" xmlns:oel="http://schemas.microsoft.com/office/2019/extlst" xmlns:r="http://schemas.openxmlformats.org/officeDocument/2006/relationships" xmlns:m="http://schemas.openxmlformats.org/officeDocument/2006/math" xmlns:v="urn:schemas-microsoft-com:vml" xmlns:wp14="http://schemas.microsoft.com/office/word/2010/wordprocessingDrawing" xmlns:wp="http://schemas.openxmlformats.org/drawingml/2006/wordprocessingDrawing" xmlns:w10="urn:schemas-microsoft-com:office:word" xmlns:w="http://schemas.openxmlformats.org/wordprocessingml/2006/main" xmlns:w14="http://schemas.microsoft.com/office/word/2010/wordml" xmlns:w15="http://schemas.microsoft.com/office/word/2012/wordml" xmlns:w16cex="http://schemas.microsoft.com/office/word/2018/wordml/cex" xmlns:w16cid="http://schemas.microsoft.com/office/word/2016/wordml/cid" xmlns:w16="http://schemas.microsoft.com/office/word/2018/wordml" xmlns:w16du="http://schemas.microsoft.com/office/word/2023/wordml/word16du" xmlns:w16sdtdh="http://schemas.microsoft.com/office/word/2020/wordml/sdtdatahash" xmlns:w16sdtfl="http://schemas.microsoft.com/office/word/2024/wordml/sdtformatlock" xmlns:w16se="http://schemas.microsoft.com/office/word/2015/wordml/symex" xmlns:wpg="http://schemas.microsoft.com/office/word/2010/wordprocessingGroup" xmlns:wpi="http://schemas.microsoft.com/office/word/2010/wordprocessingInk" xmlns:wne="http://schemas.microsoft.com/office/word/2006/wordml" xmlns:wps="http://schemas.microsoft.com/office/word/2010/wordprocessingShape" mc:Ignorable="w14 w15 w16se w16cid w16 w16cex w16sdtdh w16sdtfl w16du wp14">
   <w15:commentEx w15:paraId="39639799" w15:done="0"/>
+  <w15:commentEx w15:paraId="738CB1C2" w15:done="0"/>
 </w15:commentsEx>
 </file>
 
 <file path=word/commentsExtensible.xml><?xml version="1.0" encoding="utf-8"?>
 <w16cex:commentsExtensible xmlns:wpc="http://schemas.microsoft.com/office/word/2010/wordprocessingCanvas" xmlns:cx="http://schemas.microsoft.com/office/drawing/2014/chartex" xmlns:cx1="http://schemas.microsoft.com/office/drawing/2015/9/8/chartex" xmlns:cx2="http://schemas.microsoft.com/office/drawing/2015/10/21/chartex" xmlns:cx3="http://schemas.microsoft.com/office/drawing/2016/5/9/chartex" xmlns:cx4="http://schemas.microsoft.com/office/drawing/2016/5/10/chartex" xmlns:cx5="http://schemas.microsoft.com/office/drawing/2016/5/11/chartex" xmlns:cx6="http://schemas.microsoft.com/office/drawing/2016/5/12/chartex" xmlns:cx7="http://schemas.microsoft.com/office/drawing/2016/5/13/chartex" xmlns:cx8="http://schemas.microsoft.com/office/drawing/2016/5/14/chartex" xmlns:cr="http://schemas.microsoft.com/office/comments/2020/reactions" xmlns:mc="http://schemas.openxmlformats.org/markup-compatibility/2006" xmlns:aink="http://schemas.microsoft.com/office/drawing/2016/ink" xmlns:am3d="http://schemas.microsoft.com/office/drawing/2017/model3d" xmlns:o="urn:schemas-microsoft-com:office:office" xmlns:oel="http://schemas.microsoft.com/office/2019/extlst" xmlns:r="http://schemas.openxmlformats.org/officeDocument/2006/relationships" xmlns:m="http://schemas.openxmlformats.org/officeDocument/2006/math" xmlns:v="urn:schemas-microsoft-com:vml" xmlns:wp14="http://schemas.microsoft.com/office/word/2010/wordprocessingDrawing" xmlns:wp="http://schemas.openxmlformats.org/drawingml/2006/wordprocessingDrawing" xmlns:w10="urn:schemas-microsoft-com:office:word" xmlns:w="http://schemas.openxmlformats.org/wordprocessingml/2006/main" xmlns:w14="http://schemas.microsoft.com/office/word/2010/wordml" xmlns:w15="http://schemas.microsoft.com/office/word/2012/wordml" xmlns:w16cex="http://schemas.microsoft.com/office/word/2018/wordml/cex" xmlns:w16cid="http://schemas.microsoft.com/office/word/2016/wordml/cid" xmlns:w16="http://schemas.microsoft.com/office/word/2018/wordml" xmlns:w16du="http://schemas.microsoft.com/office/word/2023/wordml/word16du" xmlns:w16sdtdh="http://schemas.microsoft.com/office/word/2020/wordml/sdtdatahash" xmlns:w16sdtfl="http://schemas.microsoft.com/office/word/2024/wordml/sdtformatlock" xmlns:w16se="http://schemas.microsoft.com/office/word/2015/wordml/symex" xmlns:wpg="http://schemas.microsoft.com/office/word/2010/wordprocessingGroup" xmlns:wpi="http://schemas.microsoft.com/office/word/2010/wordprocessingInk" xmlns:wne="http://schemas.microsoft.com/office/word/2006/wordml" xmlns:wps="http://schemas.microsoft.com/office/word/2010/wordprocessingShape" mc:Ignorable="w14 w15 w16se w16cid w16 w16cex w16sdtdh w16sdtfl cr w16du wp14">
   <w16cex:commentExtensible w16cex:durableId="1C59E7F5" w16cex:dateUtc="2026-08-29T10:02:00Z"/>
+  <w16cex:commentExtensible w16cex:durableId="142A2FEE" w16cex:dateUtc="2026-08-29T19:07:00Z"/>
 </w16cex:commentsExtensible>
 </file>
 
 <file path=word/commentsIds.xml><?xml version="1.0" encoding="utf-8"?>
 <w16cid:commentsIds xmlns:wpc="http://schemas.microsoft.com/office/word/2010/wordprocessingCanvas" xmlns:cx="http://schemas.microsoft.com/office/drawing/2014/chartex" xmlns:cx1="http://schemas.microsoft.com/office/drawing/2015/9/8/chartex" xmlns:cx2="http://schemas.microsoft.com/office/drawing/2015/10/21/chartex" xmlns:cx3="http://schemas.microsoft.com/office/drawing/2016/5/9/chartex" xmlns:cx4="http://schemas.microsoft.com/office/drawing/2016/5/10/chartex" xmlns:cx5="http://schemas.microsoft.com/office/drawing/2016/5/11/chartex" xmlns:cx6="http://schemas.microsoft.com/office/drawing/2016/5/12/chartex" xmlns:cx7="http://schemas.microsoft.com/office/drawing/2016/5/13/chartex" xmlns:cx8="http://schemas.microsoft.com/office/drawing/2016/5/14/chartex" xmlns:mc="http://schemas.openxmlformats.org/markup-compatibility/2006" xmlns:aink="http://schemas.microsoft.com/office/drawing/2016/ink" xmlns:am3d="http://schemas.microsoft.com/office/drawing/2017/model3d" xmlns:o="urn:schemas-microsoft-com:office:office" xmlns:oel="http://schemas.microsoft.com/office/2019/extlst" xmlns:r="http://schemas.openxmlformats.org/officeDocument/2006/relationships" xmlns:m="http://schemas.openxmlformats.org/officeDocument/2006/math" xmlns:v="urn:schemas-microsoft-com:vml" xmlns:wp14="http://schemas.microsoft.com/office/word/2010/wordprocessingDrawing" xmlns:wp="http://schemas.openxmlformats.org/drawingml/2006/wordprocessingDrawing" xmlns:w10="urn:schemas-microsoft-com:office:word" xmlns:w="http://schemas.openxmlformats.org/wordprocessingml/2006/main" xmlns:w14="http://schemas.microsoft.com/office/word/2010/wordml" xmlns:w15="http://schemas.microsoft.com/office/word/2012/wordml" xmlns:w16cex="http://schemas.microsoft.com/office/word/2018/wordml/cex" xmlns:w16cid="http://schemas.microsoft.com/office/word/2016/wordml/cid" xmlns:w16="http://schemas.microsoft.com/office/word/2018/wordml" xmlns:w16du="http://schemas.microsoft.com/office/word/2023/wordml/word16du" xmlns:w16sdtdh="http://schemas.microsoft.com/office/word/2020/wordml/sdtdatahash" xmlns:w16sdtfl="http://schemas.microsoft.com/office/word/2024/wordml/sdtformatlock" xmlns:w16se="http://schemas.microsoft.com/office/word/2015/wordml/symex" xmlns:wpg="http://schemas.microsoft.com/office/word/2010/wordprocessingGroup" xmlns:wpi="http://schemas.microsoft.com/office/word/2010/wordprocessingInk" xmlns:wne="http://schemas.microsoft.com/office/word/2006/wordml" xmlns:wps="http://schemas.microsoft.com/office/word/2010/wordprocessingShape" mc:Ignorable="w14 w15 w16se w16cid w16 w16cex w16sdtdh w16sdtfl w16du wp14">
   <w16cid:commentId w16cid:paraId="39639799" w16cid:durableId="1C59E7F5"/>
+  <w16cid:commentId w16cid:paraId="738CB1C2" w16cid:durableId="142A2FEE"/>
 </w16cid:commentsIds>
 </file>
 

--- a/Lecture codes/General.docx
+++ b/Lecture codes/General.docx
@@ -163,6 +163,21 @@
           <w:szCs w:val="24"/>
         </w:rPr>
         <w:commentReference w:id="1"/>
+      </w:r>
+    </w:p>
+    <w:p>
+      <w:pPr>
+        <w:pStyle w:val="ListParagraph"/>
+        <w:numPr>
+          <w:ilvl w:val="0"/>
+          <w:numId w:val="3"/>
+        </w:numPr>
+      </w:pPr>
+      <w:r>
+        <w:t>Loops</w:t>
+      </w:r>
+      <w:r>
+        <w:t xml:space="preserve"> (for, while, do-while)</w:t>
       </w:r>
     </w:p>
     <w:p/>

--- a/Lecture codes/General.docx
+++ b/Lecture codes/General.docx
@@ -177,7 +177,39 @@
         <w:t>Loops</w:t>
       </w:r>
       <w:r>
-        <w:t xml:space="preserve"> (for, while, do-while)</w:t>
+        <w:t xml:space="preserve"> (for, while, </w:t>
+      </w:r>
+      <w:commentRangeStart w:id="2"/>
+      <w:r>
+        <w:t>do-while</w:t>
+      </w:r>
+      <w:commentRangeEnd w:id="2"/>
+      <w:r>
+        <w:rPr>
+          <w:rStyle w:val="CommentReference"/>
+          <w:sz w:val="24"/>
+          <w:szCs w:val="24"/>
+        </w:rPr>
+        <w:commentReference w:id="2"/>
+      </w:r>
+      <w:r>
+        <w:t>)</w:t>
+      </w:r>
+      <w:r>
+        <w:t xml:space="preserve"> &amp; </w:t>
+      </w:r>
+      <w:commentRangeStart w:id="3"/>
+      <w:r>
+        <w:t>Nested loops</w:t>
+      </w:r>
+      <w:commentRangeEnd w:id="3"/>
+      <w:r>
+        <w:rPr>
+          <w:rStyle w:val="CommentReference"/>
+          <w:sz w:val="24"/>
+          <w:szCs w:val="24"/>
+        </w:rPr>
+        <w:commentReference w:id="3"/>
       </w:r>
     </w:p>
     <w:p/>
@@ -598,6 +630,38 @@
       </w:r>
     </w:p>
   </w:comment>
+  <w:comment w:id="2" w:author="Sadat Khan" w:date="2026-08-30T19:18:00Z" w:initials="SK">
+    <w:p>
+      <w:pPr>
+        <w:pStyle w:val="CommentText"/>
+      </w:pPr>
+      <w:r>
+        <w:rPr>
+          <w:rStyle w:val="CommentReference"/>
+        </w:rPr>
+        <w:annotationRef/>
+      </w:r>
+      <w:r>
+        <w:t>Very similar to do-while but here the entire code returns at least 1 time (for ex-if the condition is false then also the code under the loops runs once, this is not possible in while loop)</w:t>
+      </w:r>
+    </w:p>
+  </w:comment>
+  <w:comment w:id="3" w:author="Sadat Khan" w:date="2026-08-31T14:32:00Z" w:initials="SK">
+    <w:p>
+      <w:pPr>
+        <w:pStyle w:val="CommentText"/>
+      </w:pPr>
+      <w:r>
+        <w:rPr>
+          <w:rStyle w:val="CommentReference"/>
+        </w:rPr>
+        <w:annotationRef/>
+      </w:r>
+      <w:r>
+        <w:t>Loop inside loop</w:t>
+      </w:r>
+    </w:p>
+  </w:comment>
 </w:comments>
 </file>
 
@@ -605,6 +669,8 @@
 <w15:commentsEx xmlns:wpc="http://schemas.microsoft.com/office/word/2010/wordprocessingCanvas" xmlns:cx="http://schemas.microsoft.com/office/drawing/2014/chartex" xmlns:cx1="http://schemas.microsoft.com/office/drawing/2015/9/8/chartex" xmlns:cx2="http://schemas.microsoft.com/office/drawing/2015/10/21/chartex" xmlns:cx3="http://schemas.microsoft.com/office/drawing/2016/5/9/chartex" xmlns:cx4="http://schemas.microsoft.com/office/drawing/2016/5/10/chartex" xmlns:cx5="http://schemas.microsoft.com/office/drawing/2016/5/11/chartex" xmlns:cx6="http://schemas.microsoft.com/office/drawing/2016/5/12/chartex" xmlns:cx7="http://schemas.microsoft.com/office/drawing/2016/5/13/chartex" xmlns:cx8="http://schemas.microsoft.com/office/drawing/2016/5/14/chartex" xmlns:mc="http://schemas.openxmlformats.org/markup-compatibility/2006" xmlns:aink="http://schemas.microsoft.com/office/drawing/2016/ink" xmlns:am3d="http://schemas.microsoft.com/office/drawing/2017/model3d" xmlns:o="urn:schemas-microsoft-com:office:office" xmlns:oel="http://schemas.microsoft.com/office/2019/extlst" xmlns:r="http://schemas.openxmlformats.org/officeDocument/2006/relationships" xmlns:m="http://schemas.openxmlformats.org/officeDocument/2006/math" xmlns:v="urn:schemas-microsoft-com:vml" xmlns:wp14="http://schemas.microsoft.com/office/word/2010/wordprocessingDrawing" xmlns:wp="http://schemas.openxmlformats.org/drawingml/2006/wordprocessingDrawing" xmlns:w10="urn:schemas-microsoft-com:office:word" xmlns:w="http://schemas.openxmlformats.org/wordprocessingml/2006/main" xmlns:w14="http://schemas.microsoft.com/office/word/2010/wordml" xmlns:w15="http://schemas.microsoft.com/office/word/2012/wordml" xmlns:w16cex="http://schemas.microsoft.com/office/word/2018/wordml/cex" xmlns:w16cid="http://schemas.microsoft.com/office/word/2016/wordml/cid" xmlns:w16="http://schemas.microsoft.com/office/word/2018/wordml" xmlns:w16du="http://schemas.microsoft.com/office/word/2023/wordml/word16du" xmlns:w16sdtdh="http://schemas.microsoft.com/office/word/2020/wordml/sdtdatahash" xmlns:w16sdtfl="http://schemas.microsoft.com/office/word/2024/wordml/sdtformatlock" xmlns:w16se="http://schemas.microsoft.com/office/word/2015/wordml/symex" xmlns:wpg="http://schemas.microsoft.com/office/word/2010/wordprocessingGroup" xmlns:wpi="http://schemas.microsoft.com/office/word/2010/wordprocessingInk" xmlns:wne="http://schemas.microsoft.com/office/word/2006/wordml" xmlns:wps="http://schemas.microsoft.com/office/word/2010/wordprocessingShape" mc:Ignorable="w14 w15 w16se w16cid w16 w16cex w16sdtdh w16sdtfl w16du wp14">
   <w15:commentEx w15:paraId="39639799" w15:done="0"/>
   <w15:commentEx w15:paraId="738CB1C2" w15:done="0"/>
+  <w15:commentEx w15:paraId="41F4EFB0" w15:done="0"/>
+  <w15:commentEx w15:paraId="43F2FEE4" w15:done="0"/>
 </w15:commentsEx>
 </file>
 
@@ -612,6 +678,8 @@
 <w16cex:commentsExtensible xmlns:wpc="http://schemas.microsoft.com/office/word/2010/wordprocessingCanvas" xmlns:cx="http://schemas.microsoft.com/office/drawing/2014/chartex" xmlns:cx1="http://schemas.microsoft.com/office/drawing/2015/9/8/chartex" xmlns:cx2="http://schemas.microsoft.com/office/drawing/2015/10/21/chartex" xmlns:cx3="http://schemas.microsoft.com/office/drawing/2016/5/9/chartex" xmlns:cx4="http://schemas.microsoft.com/office/drawing/2016/5/10/chartex" xmlns:cx5="http://schemas.microsoft.com/office/drawing/2016/5/11/chartex" xmlns:cx6="http://schemas.microsoft.com/office/drawing/2016/5/12/chartex" xmlns:cx7="http://schemas.microsoft.com/office/drawing/2016/5/13/chartex" xmlns:cx8="http://schemas.microsoft.com/office/drawing/2016/5/14/chartex" xmlns:cr="http://schemas.microsoft.com/office/comments/2020/reactions" xmlns:mc="http://schemas.openxmlformats.org/markup-compatibility/2006" xmlns:aink="http://schemas.microsoft.com/office/drawing/2016/ink" xmlns:am3d="http://schemas.microsoft.com/office/drawing/2017/model3d" xmlns:o="urn:schemas-microsoft-com:office:office" xmlns:oel="http://schemas.microsoft.com/office/2019/extlst" xmlns:r="http://schemas.openxmlformats.org/officeDocument/2006/relationships" xmlns:m="http://schemas.openxmlformats.org/officeDocument/2006/math" xmlns:v="urn:schemas-microsoft-com:vml" xmlns:wp14="http://schemas.microsoft.com/office/word/2010/wordprocessingDrawing" xmlns:wp="http://schemas.openxmlformats.org/drawingml/2006/wordprocessingDrawing" xmlns:w10="urn:schemas-microsoft-com:office:word" xmlns:w="http://schemas.openxmlformats.org/wordprocessingml/2006/main" xmlns:w14="http://schemas.microsoft.com/office/word/2010/wordml" xmlns:w15="http://schemas.microsoft.com/office/word/2012/wordml" xmlns:w16cex="http://schemas.microsoft.com/office/word/2018/wordml/cex" xmlns:w16cid="http://schemas.microsoft.com/office/word/2016/wordml/cid" xmlns:w16="http://schemas.microsoft.com/office/word/2018/wordml" xmlns:w16du="http://schemas.microsoft.com/office/word/2023/wordml/word16du" xmlns:w16sdtdh="http://schemas.microsoft.com/office/word/2020/wordml/sdtdatahash" xmlns:w16sdtfl="http://schemas.microsoft.com/office/word/2024/wordml/sdtformatlock" xmlns:w16se="http://schemas.microsoft.com/office/word/2015/wordml/symex" xmlns:wpg="http://schemas.microsoft.com/office/word/2010/wordprocessingGroup" xmlns:wpi="http://schemas.microsoft.com/office/word/2010/wordprocessingInk" xmlns:wne="http://schemas.microsoft.com/office/word/2006/wordml" xmlns:wps="http://schemas.microsoft.com/office/word/2010/wordprocessingShape" mc:Ignorable="w14 w15 w16se w16cid w16 w16cex w16sdtdh w16sdtfl cr w16du wp14">
   <w16cex:commentExtensible w16cex:durableId="1C59E7F5" w16cex:dateUtc="2026-08-29T10:02:00Z"/>
   <w16cex:commentExtensible w16cex:durableId="142A2FEE" w16cex:dateUtc="2026-08-29T19:07:00Z"/>
+  <w16cex:commentExtensible w16cex:durableId="2AF940B4" w16cex:dateUtc="2026-08-30T13:48:00Z"/>
+  <w16cex:commentExtensible w16cex:durableId="4E4EA6AC" w16cex:dateUtc="2026-08-31T09:02:00Z"/>
 </w16cex:commentsExtensible>
 </file>
 
@@ -619,6 +687,8 @@
 <w16cid:commentsIds xmlns:wpc="http://schemas.microsoft.com/office/word/2010/wordprocessingCanvas" xmlns:cx="http://schemas.microsoft.com/office/drawing/2014/chartex" xmlns:cx1="http://schemas.microsoft.com/office/drawing/2015/9/8/chartex" xmlns:cx2="http://schemas.microsoft.com/office/drawing/2015/10/21/chartex" xmlns:cx3="http://schemas.microsoft.com/office/drawing/2016/5/9/chartex" xmlns:cx4="http://schemas.microsoft.com/office/drawing/2016/5/10/chartex" xmlns:cx5="http://schemas.microsoft.com/office/drawing/2016/5/11/chartex" xmlns:cx6="http://schemas.microsoft.com/office/drawing/2016/5/12/chartex" xmlns:cx7="http://schemas.microsoft.com/office/drawing/2016/5/13/chartex" xmlns:cx8="http://schemas.microsoft.com/office/drawing/2016/5/14/chartex" xmlns:mc="http://schemas.openxmlformats.org/markup-compatibility/2006" xmlns:aink="http://schemas.microsoft.com/office/drawing/2016/ink" xmlns:am3d="http://schemas.microsoft.com/office/drawing/2017/model3d" xmlns:o="urn:schemas-microsoft-com:office:office" xmlns:oel="http://schemas.microsoft.com/office/2019/extlst" xmlns:r="http://schemas.openxmlformats.org/officeDocument/2006/relationships" xmlns:m="http://schemas.openxmlformats.org/officeDocument/2006/math" xmlns:v="urn:schemas-microsoft-com:vml" xmlns:wp14="http://schemas.microsoft.com/office/word/2010/wordprocessingDrawing" xmlns:wp="http://schemas.openxmlformats.org/drawingml/2006/wordprocessingDrawing" xmlns:w10="urn:schemas-microsoft-com:office:word" xmlns:w="http://schemas.openxmlformats.org/wordprocessingml/2006/main" xmlns:w14="http://schemas.microsoft.com/office/word/2010/wordml" xmlns:w15="http://schemas.microsoft.com/office/word/2012/wordml" xmlns:w16cex="http://schemas.microsoft.com/office/word/2018/wordml/cex" xmlns:w16cid="http://schemas.microsoft.com/office/word/2016/wordml/cid" xmlns:w16="http://schemas.microsoft.com/office/word/2018/wordml" xmlns:w16du="http://schemas.microsoft.com/office/word/2023/wordml/word16du" xmlns:w16sdtdh="http://schemas.microsoft.com/office/word/2020/wordml/sdtdatahash" xmlns:w16sdtfl="http://schemas.microsoft.com/office/word/2024/wordml/sdtformatlock" xmlns:w16se="http://schemas.microsoft.com/office/word/2015/wordml/symex" xmlns:wpg="http://schemas.microsoft.com/office/word/2010/wordprocessingGroup" xmlns:wpi="http://schemas.microsoft.com/office/word/2010/wordprocessingInk" xmlns:wne="http://schemas.microsoft.com/office/word/2006/wordml" xmlns:wps="http://schemas.microsoft.com/office/word/2010/wordprocessingShape" mc:Ignorable="w14 w15 w16se w16cid w16 w16cex w16sdtdh w16sdtfl w16du wp14">
   <w16cid:commentId w16cid:paraId="39639799" w16cid:durableId="1C59E7F5"/>
   <w16cid:commentId w16cid:paraId="738CB1C2" w16cid:durableId="142A2FEE"/>
+  <w16cid:commentId w16cid:paraId="41F4EFB0" w16cid:durableId="2AF940B4"/>
+  <w16cid:commentId w16cid:paraId="43F2FEE4" w16cid:durableId="4E4EA6AC"/>
 </w16cid:commentsIds>
 </file>
 
